--- a/Travclan/Questions_Travclan.docx
+++ b/Travclan/Questions_Travclan.docx
@@ -56,6 +56,79 @@
         </w:rPr>
         <w:t>Skills: Advanced Excel</w:t>
       </w:r>
+      <w:r>
+        <w:rPr>
+          <w:rFonts w:ascii="Georgia" w:hAnsi="Georgia"/>
+          <w:sz w:val="24"/>
+          <w:szCs w:val="24"/>
+          <w:lang w:val="en-US"/>
+        </w:rPr>
+        <w:br/>
+      </w:r>
+      <w:r>
+        <w:rPr>
+          <w:rFonts w:ascii="Georgia" w:hAnsi="Georgia"/>
+          <w:sz w:val="24"/>
+          <w:szCs w:val="24"/>
+          <w:lang w:val="en-US"/>
+        </w:rPr>
+        <w:t xml:space="preserve">Date: </w:t>
+      </w:r>
+      <w:r>
+        <w:rPr>
+          <w:rFonts w:ascii="Georgia" w:hAnsi="Georgia"/>
+          <w:sz w:val="24"/>
+          <w:szCs w:val="24"/>
+          <w:lang w:val="en-US"/>
+        </w:rPr>
+        <w:t>26</w:t>
+      </w:r>
+      <w:r>
+        <w:rPr>
+          <w:rFonts w:ascii="Georgia" w:hAnsi="Georgia"/>
+          <w:sz w:val="24"/>
+          <w:szCs w:val="24"/>
+          <w:lang w:val="en-US"/>
+        </w:rPr>
+        <w:t>-</w:t>
+      </w:r>
+      <w:r>
+        <w:rPr>
+          <w:rFonts w:ascii="Georgia" w:hAnsi="Georgia"/>
+          <w:sz w:val="24"/>
+          <w:szCs w:val="24"/>
+          <w:lang w:val="en-US"/>
+        </w:rPr>
+        <w:t>Dec</w:t>
+      </w:r>
+      <w:r>
+        <w:rPr>
+          <w:rFonts w:ascii="Georgia" w:hAnsi="Georgia"/>
+          <w:sz w:val="24"/>
+          <w:szCs w:val="24"/>
+          <w:lang w:val="en-US"/>
+        </w:rPr>
+        <w:t>-</w:t>
+      </w:r>
+      <w:r>
+        <w:rPr>
+          <w:rFonts w:ascii="Georgia" w:hAnsi="Georgia"/>
+          <w:sz w:val="24"/>
+          <w:szCs w:val="24"/>
+          <w:lang w:val="en-US"/>
+        </w:rPr>
+        <w:t>2024</w:t>
+      </w:r>
+    </w:p>
+    <w:p>
+      <w:pPr>
+        <w:rPr>
+          <w:rFonts w:ascii="Georgia" w:hAnsi="Georgia"/>
+          <w:sz w:val="24"/>
+          <w:szCs w:val="24"/>
+          <w:lang w:val="en-US"/>
+        </w:rPr>
+      </w:pPr>
     </w:p>
     <w:p>
       <w:pPr>
@@ -2032,6 +2105,7 @@
   <w:style w:type="character" w:default="1" w:styleId="DefaultParagraphFont">
     <w:name w:val="Default Paragraph Font"/>
     <w:uiPriority w:val="1"/>
+    <w:semiHidden/>
     <w:unhideWhenUsed/>
   </w:style>
   <w:style w:type="table" w:default="1" w:styleId="TableNormal">
